--- a/LAB3/11CNPM1_LAB3_1150080057_Nguyễn Quốc Khánh.docx
+++ b/LAB3/11CNPM1_LAB3_1150080057_Nguyễn Quốc Khánh.docx
@@ -8,21 +8,18 @@
           <w:rPr>
             <w:rStyle w:val="Hyperlink"/>
           </w:rPr>
-          <w:t>https://youtu.be/ucj1RfkBAj0</w:t>
+          <w:t>https://youtu.be/w_tyamSaiBI</w:t>
         </w:r>
       </w:hyperlink>
     </w:p>
     <w:p/>
     <w:p>
       <w:r>
-        <w:rPr>
-          <w:noProof/>
-        </w:rPr>
         <w:drawing>
-          <wp:inline distT="0" distB="0" distL="0" distR="0" wp14:anchorId="52676878" wp14:editId="7ECFA831">
-            <wp:extent cx="5970905" cy="3366770"/>
-            <wp:effectExtent l="0" t="0" r="0" b="5080"/>
-            <wp:docPr id="815230350" name="Picture 1"/>
+          <wp:inline distT="0" distB="0" distL="0" distR="0" wp14:anchorId="0B1CA5E4" wp14:editId="6514C6FC">
+            <wp:extent cx="5349704" cy="2949196"/>
+            <wp:effectExtent l="0" t="0" r="3810" b="3810"/>
+            <wp:docPr id="904370908" name="Picture 1"/>
             <wp:cNvGraphicFramePr>
               <a:graphicFrameLocks xmlns:a="http://schemas.openxmlformats.org/drawingml/2006/main" noChangeAspect="1"/>
             </wp:cNvGraphicFramePr>
@@ -30,7 +27,7 @@
               <a:graphicData uri="http://schemas.openxmlformats.org/drawingml/2006/picture">
                 <pic:pic xmlns:pic="http://schemas.openxmlformats.org/drawingml/2006/picture">
                   <pic:nvPicPr>
-                    <pic:cNvPr id="815230350" name=""/>
+                    <pic:cNvPr id="904370908" name=""/>
                     <pic:cNvPicPr/>
                   </pic:nvPicPr>
                   <pic:blipFill>
@@ -42,7 +39,7 @@
                   <pic:spPr>
                     <a:xfrm>
                       <a:off x="0" y="0"/>
-                      <a:ext cx="5970905" cy="3366770"/>
+                      <a:ext cx="5349704" cy="2949196"/>
                     </a:xfrm>
                     <a:prstGeom prst="rect">
                       <a:avLst/>
@@ -55,6 +52,57 @@
         </w:drawing>
       </w:r>
     </w:p>
+    <w:p/>
+    <w:p>
+      <w:r>
+        <w:t>TH2:</w:t>
+      </w:r>
+    </w:p>
+    <w:p>
+      <w:r>
+        <w:drawing>
+          <wp:inline distT="0" distB="0" distL="0" distR="0" wp14:anchorId="2C698B15" wp14:editId="4E67E1E5">
+            <wp:extent cx="5970905" cy="3855720"/>
+            <wp:effectExtent l="0" t="0" r="0" b="0"/>
+            <wp:docPr id="1723220191" name="Picture 1"/>
+            <wp:cNvGraphicFramePr>
+              <a:graphicFrameLocks xmlns:a="http://schemas.openxmlformats.org/drawingml/2006/main" noChangeAspect="1"/>
+            </wp:cNvGraphicFramePr>
+            <a:graphic xmlns:a="http://schemas.openxmlformats.org/drawingml/2006/main">
+              <a:graphicData uri="http://schemas.openxmlformats.org/drawingml/2006/picture">
+                <pic:pic xmlns:pic="http://schemas.openxmlformats.org/drawingml/2006/picture">
+                  <pic:nvPicPr>
+                    <pic:cNvPr id="1723220191" name=""/>
+                    <pic:cNvPicPr/>
+                  </pic:nvPicPr>
+                  <pic:blipFill>
+                    <a:blip r:embed="rId6"/>
+                    <a:stretch>
+                      <a:fillRect/>
+                    </a:stretch>
+                  </pic:blipFill>
+                  <pic:spPr>
+                    <a:xfrm>
+                      <a:off x="0" y="0"/>
+                      <a:ext cx="5970905" cy="3855720"/>
+                    </a:xfrm>
+                    <a:prstGeom prst="rect">
+                      <a:avLst/>
+                    </a:prstGeom>
+                  </pic:spPr>
+                </pic:pic>
+              </a:graphicData>
+            </a:graphic>
+          </wp:inline>
+        </w:drawing>
+      </w:r>
+    </w:p>
+    <w:p>
+      <w:r>
+        <w:t xml:space="preserve"> </w:t>
+      </w:r>
+    </w:p>
+    <w:p/>
     <w:sectPr>
       <w:pgSz w:w="12240" w:h="15840"/>
       <w:pgMar w:top="1138" w:right="1138" w:bottom="1138" w:left="1699" w:header="720" w:footer="720" w:gutter="0"/>
